--- a/docs/requirements/[에이틴]시스템정의서_260316_Doc-001.docx
+++ b/docs/requirements/[에이틴]시스템정의서_260316_Doc-001.docx
@@ -5,23 +5,12 @@
     <w:p>
       <w:pPr>
         <w:pStyle w:val="a4"/>
-        <w:rPr>
-          <w:rFonts w:hint="eastAsia"/>
-        </w:rPr>
       </w:pPr>
-      <w:proofErr w:type="spellStart"/>
       <w:r>
         <w:rPr>
           <w:rFonts w:hint="eastAsia"/>
         </w:rPr>
-        <w:t>Github</w:t>
-      </w:r>
-      <w:proofErr w:type="spellEnd"/>
-      <w:r>
-        <w:rPr>
-          <w:rFonts w:hint="eastAsia"/>
-        </w:rPr>
-        <w:t xml:space="preserve"> Repository : </w:t>
+        <w:t xml:space="preserve">Github Repository : </w:t>
       </w:r>
       <w:r>
         <w:t>https://github.com/wonjeongjeong/26-1-Software-Engineering</w:t>
@@ -30,9 +19,6 @@
     <w:p>
       <w:pPr>
         <w:pStyle w:val="a4"/>
-        <w:rPr>
-          <w:rFonts w:hint="eastAsia"/>
-        </w:rPr>
       </w:pPr>
     </w:p>
     <w:p>
@@ -203,19 +189,11 @@
               </w:rPr>
               <w:t xml:space="preserve"> </w:t>
             </w:r>
-            <w:proofErr w:type="spellStart"/>
             <w:r>
               <w:rPr>
                 <w:rFonts w:ascii="맑은 고딕" w:eastAsia="맑은 고딕" w:hint="eastAsia"/>
               </w:rPr>
-              <w:t>붕세권</w:t>
-            </w:r>
-            <w:proofErr w:type="spellEnd"/>
-            <w:r>
-              <w:rPr>
-                <w:rFonts w:ascii="맑은 고딕" w:eastAsia="맑은 고딕" w:hint="eastAsia"/>
-              </w:rPr>
-              <w:t xml:space="preserve"> </w:t>
+              <w:t xml:space="preserve">붕세권 </w:t>
             </w:r>
           </w:p>
         </w:tc>
@@ -279,16 +257,8 @@
               <w:rPr>
                 <w:rFonts w:ascii="맑은 고딕" w:eastAsia="맑은 고딕" w:hint="eastAsia"/>
               </w:rPr>
-              <w:t xml:space="preserve"> </w:t>
-            </w:r>
-            <w:proofErr w:type="spellStart"/>
-            <w:r>
-              <w:rPr>
-                <w:rFonts w:ascii="맑은 고딕" w:eastAsia="맑은 고딕" w:hint="eastAsia"/>
-              </w:rPr>
-              <w:t>BungSpot</w:t>
-            </w:r>
-            <w:proofErr w:type="spellEnd"/>
+              <w:t xml:space="preserve"> BungSpot</w:t>
+            </w:r>
           </w:p>
         </w:tc>
       </w:tr>
@@ -1011,14 +981,12 @@
             <w:pPr>
               <w:pStyle w:val="a4"/>
             </w:pPr>
-            <w:proofErr w:type="spellStart"/>
             <w:r>
               <w:rPr>
                 <w:rFonts w:hint="eastAsia"/>
               </w:rPr>
               <w:t>프론트엔드</w:t>
             </w:r>
-            <w:proofErr w:type="spellEnd"/>
           </w:p>
         </w:tc>
         <w:tc>
@@ -1036,12 +1004,21 @@
           <w:p>
             <w:pPr>
               <w:pStyle w:val="a4"/>
+              <w:rPr>
+                <w:rFonts w:hint="eastAsia"/>
+              </w:rPr>
             </w:pPr>
             <w:r>
               <w:rPr>
                 <w:rFonts w:hint="eastAsia"/>
               </w:rPr>
               <w:t>어플 UI/UX 제작, 지도 API 연결</w:t>
+            </w:r>
+            <w:r>
+              <w:rPr>
+                <w:rFonts w:hint="eastAsia"/>
+              </w:rPr>
+              <w:t>, 커뮤니티</w:t>
             </w:r>
           </w:p>
         </w:tc>
@@ -1110,14 +1087,12 @@
             <w:pPr>
               <w:pStyle w:val="a4"/>
             </w:pPr>
-            <w:proofErr w:type="spellStart"/>
             <w:r>
               <w:rPr>
                 <w:rFonts w:hint="eastAsia"/>
               </w:rPr>
               <w:t>백엔드</w:t>
             </w:r>
-            <w:proofErr w:type="spellEnd"/>
           </w:p>
         </w:tc>
         <w:tc>
@@ -1135,6 +1110,9 @@
           <w:p>
             <w:pPr>
               <w:pStyle w:val="a4"/>
+              <w:rPr>
+                <w:rFonts w:hint="eastAsia"/>
+              </w:rPr>
             </w:pPr>
             <w:r>
               <w:rPr>
@@ -1146,16 +1124,8 @@
               <w:rPr>
                 <w:rFonts w:hint="eastAsia"/>
               </w:rPr>
-              <w:t xml:space="preserve">, </w:t>
-            </w:r>
-            <w:proofErr w:type="spellStart"/>
-            <w:r>
-              <w:rPr>
-                <w:rFonts w:hint="eastAsia"/>
-              </w:rPr>
-              <w:t>붕세권페이</w:t>
-            </w:r>
-            <w:proofErr w:type="spellEnd"/>
+              <w:t>, 붕세권페이</w:t>
+            </w:r>
           </w:p>
         </w:tc>
         <w:tc>
@@ -1223,14 +1193,12 @@
             <w:pPr>
               <w:pStyle w:val="a4"/>
             </w:pPr>
-            <w:proofErr w:type="spellStart"/>
             <w:r>
               <w:rPr>
                 <w:rFonts w:hint="eastAsia"/>
               </w:rPr>
               <w:t>백엔드</w:t>
             </w:r>
-            <w:proofErr w:type="spellEnd"/>
           </w:p>
         </w:tc>
         <w:tc>
@@ -1248,12 +1216,21 @@
           <w:p>
             <w:pPr>
               <w:pStyle w:val="a4"/>
+              <w:rPr>
+                <w:rFonts w:hint="eastAsia"/>
+              </w:rPr>
             </w:pPr>
             <w:r>
               <w:rPr>
                 <w:rFonts w:hint="eastAsia"/>
               </w:rPr>
               <w:t>프론트와 통신, API명세서</w:t>
+            </w:r>
+            <w:r>
+              <w:rPr>
+                <w:rFonts w:hint="eastAsia"/>
+              </w:rPr>
+              <w:t>, 커뮤니티</w:t>
             </w:r>
           </w:p>
         </w:tc>
@@ -1373,9 +1350,6 @@
               <w:pStyle w:val="a4"/>
               <w:wordWrap/>
               <w:jc w:val="left"/>
-              <w:rPr>
-                <w:rFonts w:hint="eastAsia"/>
-              </w:rPr>
             </w:pPr>
             <w:r>
               <w:rPr>
@@ -1416,7 +1390,6 @@
               <w:wordWrap/>
               <w:jc w:val="left"/>
               <w:rPr>
-                <w:rFonts w:hint="eastAsia"/>
                 <w:b/>
                 <w:bCs/>
               </w:rPr>
@@ -1576,21 +1549,7 @@
               <w:rPr>
                 <w:rFonts w:hint="eastAsia"/>
               </w:rPr>
-              <w:t xml:space="preserve"> / </w:t>
-            </w:r>
-            <w:proofErr w:type="spellStart"/>
-            <w:r>
-              <w:rPr>
-                <w:rFonts w:hint="eastAsia"/>
-              </w:rPr>
-              <w:t>붕세권페이</w:t>
-            </w:r>
-            <w:proofErr w:type="spellEnd"/>
-            <w:r>
-              <w:rPr>
-                <w:rFonts w:hint="eastAsia"/>
-              </w:rPr>
-              <w:t xml:space="preserve"> 송금 계좌번호</w:t>
+              <w:t xml:space="preserve"> / 붕세권페이 송금 계좌번호</w:t>
             </w:r>
             <w:r>
               <w:rPr>
@@ -1603,9 +1562,6 @@
             <w:pPr>
               <w:pStyle w:val="a4"/>
               <w:ind w:right="701"/>
-              <w:rPr>
-                <w:rFonts w:hint="eastAsia"/>
-              </w:rPr>
             </w:pPr>
             <w:r>
               <w:rPr>
@@ -1648,9 +1604,6 @@
             <w:pPr>
               <w:pStyle w:val="a4"/>
               <w:ind w:right="701"/>
-              <w:rPr>
-                <w:rFonts w:hint="eastAsia"/>
-              </w:rPr>
             </w:pPr>
             <w:r>
               <w:rPr>
@@ -1686,35 +1639,7 @@
               <w:rPr>
                 <w:rFonts w:hint="eastAsia"/>
               </w:rPr>
-              <w:t xml:space="preserve">    - </w:t>
-            </w:r>
-            <w:proofErr w:type="spellStart"/>
-            <w:r>
-              <w:rPr>
-                <w:rFonts w:hint="eastAsia"/>
-              </w:rPr>
-              <w:t>붕세권</w:t>
-            </w:r>
-            <w:proofErr w:type="spellEnd"/>
-            <w:r>
-              <w:rPr>
-                <w:rFonts w:hint="eastAsia"/>
-              </w:rPr>
-              <w:t xml:space="preserve"> 어플 </w:t>
-            </w:r>
-            <w:proofErr w:type="spellStart"/>
-            <w:r>
-              <w:rPr>
-                <w:rFonts w:hint="eastAsia"/>
-              </w:rPr>
-              <w:t>사용자끼리의</w:t>
-            </w:r>
-            <w:proofErr w:type="spellEnd"/>
-            <w:r>
-              <w:rPr>
-                <w:rFonts w:hint="eastAsia"/>
-              </w:rPr>
-              <w:t xml:space="preserve"> 커뮤니티 활성화</w:t>
+              <w:t xml:space="preserve">    - 붕세권 어플 사용자끼리의 커뮤니티 활성화</w:t>
             </w:r>
           </w:p>
           <w:p>
@@ -1726,21 +1651,40 @@
               <w:rPr>
                 <w:rFonts w:hint="eastAsia"/>
               </w:rPr>
+              <w:t xml:space="preserve">    - 필요한 대화를 1:1로 이어나갈 수 있도록 채팅 기능 추가</w:t>
+            </w:r>
+          </w:p>
+          <w:p>
+            <w:pPr>
+              <w:pStyle w:val="a4"/>
+              <w:ind w:right="701"/>
+              <w:rPr>
+                <w:rFonts w:hint="eastAsia"/>
+              </w:rPr>
+            </w:pPr>
+            <w:r>
+              <w:rPr>
+                <w:rFonts w:hint="eastAsia"/>
+              </w:rPr>
+              <w:t xml:space="preserve">    - 악성 사용자의 활동을 막기 위한 신고 기능 추가</w:t>
+            </w:r>
+          </w:p>
+          <w:p>
+            <w:pPr>
+              <w:pStyle w:val="a4"/>
+              <w:ind w:right="701"/>
+            </w:pPr>
+            <w:r>
+              <w:rPr>
+                <w:rFonts w:hint="eastAsia"/>
+              </w:rPr>
               <w:t xml:space="preserve">4. </w:t>
             </w:r>
-            <w:proofErr w:type="spellStart"/>
-            <w:r>
-              <w:rPr>
-                <w:rFonts w:hint="eastAsia"/>
-              </w:rPr>
-              <w:t>붕세권페이를</w:t>
-            </w:r>
-            <w:proofErr w:type="spellEnd"/>
-            <w:r>
-              <w:rPr>
-                <w:rFonts w:hint="eastAsia"/>
-              </w:rPr>
-              <w:t xml:space="preserve"> 통한 이체 확인 알</w:t>
+            <w:r>
+              <w:rPr>
+                <w:rFonts w:hint="eastAsia"/>
+              </w:rPr>
+              <w:t>붕세권페이를 통한 이체 확인 알</w:t>
             </w:r>
             <w:r>
               <w:rPr>
@@ -1765,29 +1709,12 @@
             <w:pPr>
               <w:pStyle w:val="a4"/>
               <w:ind w:right="701"/>
-              <w:rPr>
-                <w:rFonts w:hint="eastAsia"/>
-              </w:rPr>
-            </w:pPr>
-            <w:r>
-              <w:rPr>
-                <w:rFonts w:hint="eastAsia"/>
-              </w:rPr>
-              <w:t xml:space="preserve">    - 손님에게는 </w:t>
-            </w:r>
-            <w:proofErr w:type="spellStart"/>
-            <w:r>
-              <w:rPr>
-                <w:rFonts w:hint="eastAsia"/>
-              </w:rPr>
-              <w:t>붕세권페이</w:t>
-            </w:r>
-            <w:proofErr w:type="spellEnd"/>
-            <w:r>
-              <w:rPr>
-                <w:rFonts w:hint="eastAsia"/>
-              </w:rPr>
-              <w:t xml:space="preserve"> 연결만 해두면 계좌번호 일일이 칠 필요 없이 바로 송금 가능하게 함</w:t>
+            </w:pPr>
+            <w:r>
+              <w:rPr>
+                <w:rFonts w:hint="eastAsia"/>
+              </w:rPr>
+              <w:t xml:space="preserve">    - 손님에게는 붕세권페이 연결만 해두면 계좌번호 일일이 칠 필요 없이 바로 송금 가능하게 함</w:t>
             </w:r>
           </w:p>
         </w:tc>
@@ -1932,16 +1859,8 @@
               <w:rPr>
                 <w:rFonts w:hint="eastAsia"/>
               </w:rPr>
-              <w:t xml:space="preserve">가슴속 </w:t>
-            </w:r>
-            <w:proofErr w:type="spellStart"/>
-            <w:r>
-              <w:rPr>
-                <w:rFonts w:hint="eastAsia"/>
-              </w:rPr>
-              <w:t>삼천원</w:t>
-            </w:r>
-            <w:proofErr w:type="spellEnd"/>
+              <w:t>가슴속 삼천원</w:t>
+            </w:r>
           </w:p>
         </w:tc>
       </w:tr>
@@ -2008,13 +1927,8 @@
         <w:right w:val="none" w:sz="2" w:space="3" w:color="000000"/>
       </w:pBdr>
     </w:pPr>
-    <w:proofErr w:type="spellStart"/>
     <w:r>
-      <w:t>IT@CookBook</w:t>
-    </w:r>
-    <w:proofErr w:type="spellEnd"/>
-    <w:r>
-      <w:t>, 소프트웨어 공학 이론과 실제</w:t>
+      <w:t>IT@CookBook, 소프트웨어 공학 이론과 실제</w:t>
     </w:r>
   </w:p>
 </w:ftr>
@@ -2997,7 +2911,7 @@
       <w:textAlignment w:val="baseline"/>
     </w:pPr>
     <w:rPr>
-      <w:rFonts w:ascii="바탕" w:eastAsia="굴림체"/>
+      <w:rFonts w:ascii="바탕" w:eastAsia="GulimChe"/>
       <w:color w:val="000000"/>
       <w:kern w:val="1"/>
     </w:rPr>
@@ -3022,7 +2936,7 @@
       <w:outlineLvl w:val="0"/>
     </w:pPr>
     <w:rPr>
-      <w:rFonts w:ascii="Arial" w:eastAsia="굴림체"/>
+      <w:rFonts w:ascii="Arial" w:eastAsia="GulimChe"/>
       <w:b/>
       <w:color w:val="000000"/>
       <w:sz w:val="32"/>
@@ -3048,7 +2962,7 @@
       <w:outlineLvl w:val="1"/>
     </w:pPr>
     <w:rPr>
-      <w:rFonts w:ascii="Arial" w:eastAsia="굴림체"/>
+      <w:rFonts w:ascii="Arial" w:eastAsia="GulimChe"/>
       <w:b/>
       <w:color w:val="000000"/>
       <w:sz w:val="28"/>
@@ -3673,7 +3587,7 @@
     <w:uiPriority w:val="99"/>
     <w:rsid w:val="001F635E"/>
     <w:rPr>
-      <w:rFonts w:ascii="바탕" w:eastAsia="굴림체"/>
+      <w:rFonts w:ascii="바탕" w:eastAsia="GulimChe"/>
       <w:color w:val="000000"/>
       <w:kern w:val="1"/>
     </w:rPr>
